--- a/output/tables/READ/READ_table1_overall.docx
+++ b/output/tables/READ/READ_table1_overall.docx
@@ -7530,6 +7530,581 @@
       </w:tr>
       <w:tr>
         <w:trPr>
+          <w:trHeight w:val="560" w:hRule="auto"/>
+        </w:trPr>
+        <w:tc>
+          <w:tcPr>
+            <w:tcBorders>
+              <w:bottom w:val="none" w:sz="0" w:space="0" w:color="000000"/>
+              <w:top w:val="none" w:sz="0" w:space="0" w:color="000000"/>
+              <w:left w:val="none" w:sz="0" w:space="0" w:color="000000"/>
+              <w:right w:val="none" w:sz="0" w:space="0" w:color="000000"/>
+            </w:tcBorders>
+            <w:shd w:val="clear" w:color="auto" w:fill="FFFFFF"/>
+            <w:tcMar>
+              <w:top w:w="0" w:type="dxa"/>
+              <w:bottom w:w="0" w:type="dxa"/>
+              <w:left w:w="0" w:type="dxa"/>
+              <w:right w:w="0" w:type="dxa"/>
+            </w:tcMar>
+            <w:vAlign w:val="top"/>
+          </w:tcPr>
+          <w:p>
+            <w:pPr>
+              <w:pStyle w:val="Normal"/>
+              <w:jc w:val="left"/>
+              <w:pBdr>
+                <w:bottom w:val="none" w:sz="0" w:space="0" w:color="000000"/>
+                <w:top w:val="none" w:sz="0" w:space="0" w:color="000000"/>
+                <w:left w:val="none" w:sz="0" w:space="0" w:color="000000"/>
+                <w:right w:val="none" w:sz="0" w:space="0" w:color="000000"/>
+              </w:pBdr>
+              <w:spacing w:after="100" w:before="100" w:line="240"/>
+              <w:ind w:left="300" w:right="100" w:firstLine="0" w:firstLineChars="0"/>
+              <w:rPr>
+                <w:rFonts w:ascii="Times New Roman" w:hAnsi="Times New Roman" w:eastAsia="Times New Roman" w:cs="Times New Roman"/>
+                <w:i w:val="false"/>
+                <w:b w:val="false"/>
+                <w:u w:val="none"/>
+                <w:strike w:val="false"/>
+                <w:sz w:val="18"/>
+                <w:szCs w:val="18"/>
+                <w:color w:val="000000"/>
+              </w:rPr>
+            </w:pPr>
+            <w:r>
+              <w:rPr>
+                <w:rFonts w:ascii="Times New Roman" w:hAnsi="Times New Roman" w:eastAsia="Times New Roman" w:cs="Times New Roman"/>
+                <w:i w:val="false"/>
+                <w:b w:val="false"/>
+                <w:u w:val="none"/>
+                <w:strike w:val="false"/>
+                <w:sz w:val="18"/>
+                <w:szCs w:val="18"/>
+                <w:color w:val="000000"/>
+              </w:rPr>
+              <w:t xml:space="preserve">Missing</w:t>
+            </w:r>
+          </w:p>
+        </w:tc>
+        <w:tc>
+          <w:tcPr>
+            <w:tcBorders>
+              <w:bottom w:val="none" w:sz="0" w:space="0" w:color="000000"/>
+              <w:top w:val="none" w:sz="0" w:space="0" w:color="000000"/>
+              <w:left w:val="none" w:sz="0" w:space="0" w:color="000000"/>
+              <w:right w:val="none" w:sz="0" w:space="0" w:color="000000"/>
+            </w:tcBorders>
+            <w:shd w:val="clear" w:color="auto" w:fill="FFFFFF"/>
+            <w:tcMar>
+              <w:top w:w="0" w:type="dxa"/>
+              <w:bottom w:w="0" w:type="dxa"/>
+              <w:left w:w="0" w:type="dxa"/>
+              <w:right w:w="0" w:type="dxa"/>
+            </w:tcMar>
+            <w:vAlign w:val="top"/>
+          </w:tcPr>
+          <w:p>
+            <w:pPr>
+              <w:pStyle w:val="Normal"/>
+              <w:jc w:val="center"/>
+              <w:pBdr>
+                <w:bottom w:val="none" w:sz="0" w:space="0" w:color="000000"/>
+                <w:top w:val="none" w:sz="0" w:space="0" w:color="000000"/>
+                <w:left w:val="none" w:sz="0" w:space="0" w:color="000000"/>
+                <w:right w:val="none" w:sz="0" w:space="0" w:color="000000"/>
+              </w:pBdr>
+              <w:spacing w:after="100" w:before="100" w:line="240"/>
+              <w:ind w:left="100" w:right="100" w:firstLine="0" w:firstLineChars="0"/>
+              <w:rPr>
+                <w:rFonts w:ascii="Times New Roman" w:hAnsi="Times New Roman" w:eastAsia="Times New Roman" w:cs="Times New Roman"/>
+                <w:i w:val="false"/>
+                <w:b w:val="false"/>
+                <w:u w:val="none"/>
+                <w:strike w:val="false"/>
+                <w:sz w:val="18"/>
+                <w:szCs w:val="18"/>
+                <w:color w:val="000000"/>
+              </w:rPr>
+            </w:pPr>
+            <w:r>
+              <w:rPr>
+                <w:rFonts w:ascii="Times New Roman" w:hAnsi="Times New Roman" w:eastAsia="Times New Roman" w:cs="Times New Roman"/>
+                <w:i w:val="false"/>
+                <w:b w:val="false"/>
+                <w:u w:val="none"/>
+                <w:strike w:val="false"/>
+                <w:sz w:val="18"/>
+                <w:szCs w:val="18"/>
+                <w:color w:val="000000"/>
+              </w:rPr>
+              <w:t xml:space="preserve">19</w:t>
+            </w:r>
+          </w:p>
+        </w:tc>
+      </w:tr>
+      <w:tr>
+        <w:trPr>
+          <w:trHeight w:val="560" w:hRule="auto"/>
+        </w:trPr>
+        <w:tc>
+          <w:tcPr>
+            <w:tcBorders>
+              <w:bottom w:val="none" w:sz="0" w:space="0" w:color="000000"/>
+              <w:top w:val="none" w:sz="0" w:space="0" w:color="000000"/>
+              <w:left w:val="none" w:sz="0" w:space="0" w:color="000000"/>
+              <w:right w:val="none" w:sz="0" w:space="0" w:color="000000"/>
+            </w:tcBorders>
+            <w:shd w:val="clear" w:color="auto" w:fill="FFFFFF"/>
+            <w:tcMar>
+              <w:top w:w="0" w:type="dxa"/>
+              <w:bottom w:w="0" w:type="dxa"/>
+              <w:left w:w="0" w:type="dxa"/>
+              <w:right w:w="0" w:type="dxa"/>
+            </w:tcMar>
+            <w:vAlign w:val="top"/>
+          </w:tcPr>
+          <w:p>
+            <w:pPr>
+              <w:pStyle w:val="Normal"/>
+              <w:jc w:val="left"/>
+              <w:pBdr>
+                <w:bottom w:val="none" w:sz="0" w:space="0" w:color="000000"/>
+                <w:top w:val="none" w:sz="0" w:space="0" w:color="000000"/>
+                <w:left w:val="none" w:sz="0" w:space="0" w:color="000000"/>
+                <w:right w:val="none" w:sz="0" w:space="0" w:color="000000"/>
+              </w:pBdr>
+              <w:spacing w:after="100" w:before="100" w:line="240"/>
+              <w:ind w:left="100" w:right="100" w:firstLine="0" w:firstLineChars="0"/>
+              <w:rPr>
+                <w:rFonts w:ascii="Times New Roman" w:hAnsi="Times New Roman" w:eastAsia="Times New Roman" w:cs="Times New Roman"/>
+                <w:i w:val="false"/>
+                <w:b w:val="true"/>
+                <w:u w:val="none"/>
+                <w:strike w:val="false"/>
+                <w:sz w:val="18"/>
+                <w:szCs w:val="18"/>
+                <w:color w:val="000000"/>
+              </w:rPr>
+            </w:pPr>
+            <w:r>
+              <w:rPr>
+                <w:rFonts w:ascii="Times New Roman" w:hAnsi="Times New Roman" w:eastAsia="Times New Roman" w:cs="Times New Roman"/>
+                <w:i w:val="false"/>
+                <w:b w:val="true"/>
+                <w:u w:val="none"/>
+                <w:strike w:val="false"/>
+                <w:sz w:val="18"/>
+                <w:szCs w:val="18"/>
+                <w:color w:val="000000"/>
+              </w:rPr>
+              <w:t xml:space="preserve">family_history_colorectal_cancer</w:t>
+            </w:r>
+          </w:p>
+        </w:tc>
+        <w:tc>
+          <w:tcPr>
+            <w:tcBorders>
+              <w:bottom w:val="none" w:sz="0" w:space="0" w:color="000000"/>
+              <w:top w:val="none" w:sz="0" w:space="0" w:color="000000"/>
+              <w:left w:val="none" w:sz="0" w:space="0" w:color="000000"/>
+              <w:right w:val="none" w:sz="0" w:space="0" w:color="000000"/>
+            </w:tcBorders>
+            <w:shd w:val="clear" w:color="auto" w:fill="FFFFFF"/>
+            <w:tcMar>
+              <w:top w:w="0" w:type="dxa"/>
+              <w:bottom w:w="0" w:type="dxa"/>
+              <w:left w:w="0" w:type="dxa"/>
+              <w:right w:w="0" w:type="dxa"/>
+            </w:tcMar>
+            <w:vAlign w:val="top"/>
+          </w:tcPr>
+          <w:p>
+            <w:pPr>
+              <w:pStyle w:val="Normal"/>
+              <w:jc w:val="center"/>
+              <w:pBdr>
+                <w:bottom w:val="none" w:sz="0" w:space="0" w:color="000000"/>
+                <w:top w:val="none" w:sz="0" w:space="0" w:color="000000"/>
+                <w:left w:val="none" w:sz="0" w:space="0" w:color="000000"/>
+                <w:right w:val="none" w:sz="0" w:space="0" w:color="000000"/>
+              </w:pBdr>
+              <w:spacing w:after="100" w:before="100" w:line="240"/>
+              <w:ind w:left="100" w:right="100" w:firstLine="0" w:firstLineChars="0"/>
+              <w:rPr>
+                <w:rFonts w:ascii="Times New Roman" w:hAnsi="Times New Roman" w:eastAsia="Times New Roman" w:cs="Times New Roman"/>
+                <w:i w:val="false"/>
+                <w:b w:val="false"/>
+                <w:u w:val="none"/>
+                <w:strike w:val="false"/>
+                <w:sz w:val="18"/>
+                <w:szCs w:val="18"/>
+                <w:color w:val="000000"/>
+              </w:rPr>
+            </w:pPr>
+            <w:r>
+              <w:rPr>
+                <w:rFonts w:ascii="Times New Roman" w:hAnsi="Times New Roman" w:eastAsia="Times New Roman" w:cs="Times New Roman"/>
+                <w:i w:val="false"/>
+                <w:b w:val="false"/>
+                <w:u w:val="none"/>
+                <w:strike w:val="false"/>
+                <w:sz w:val="18"/>
+                <w:szCs w:val="18"/>
+                <w:color w:val="000000"/>
+              </w:rPr>
+              <w:t xml:space="preserve"/>
+            </w:r>
+          </w:p>
+        </w:tc>
+      </w:tr>
+      <w:tr>
+        <w:trPr>
+          <w:trHeight w:val="560" w:hRule="auto"/>
+        </w:trPr>
+        <w:tc>
+          <w:tcPr>
+            <w:tcBorders>
+              <w:bottom w:val="none" w:sz="0" w:space="0" w:color="000000"/>
+              <w:top w:val="none" w:sz="0" w:space="0" w:color="000000"/>
+              <w:left w:val="none" w:sz="0" w:space="0" w:color="000000"/>
+              <w:right w:val="none" w:sz="0" w:space="0" w:color="000000"/>
+            </w:tcBorders>
+            <w:shd w:val="clear" w:color="auto" w:fill="FFFFFF"/>
+            <w:tcMar>
+              <w:top w:w="0" w:type="dxa"/>
+              <w:bottom w:w="0" w:type="dxa"/>
+              <w:left w:w="0" w:type="dxa"/>
+              <w:right w:w="0" w:type="dxa"/>
+            </w:tcMar>
+            <w:vAlign w:val="top"/>
+          </w:tcPr>
+          <w:p>
+            <w:pPr>
+              <w:pStyle w:val="Normal"/>
+              <w:jc w:val="left"/>
+              <w:pBdr>
+                <w:bottom w:val="none" w:sz="0" w:space="0" w:color="000000"/>
+                <w:top w:val="none" w:sz="0" w:space="0" w:color="000000"/>
+                <w:left w:val="none" w:sz="0" w:space="0" w:color="000000"/>
+                <w:right w:val="none" w:sz="0" w:space="0" w:color="000000"/>
+              </w:pBdr>
+              <w:spacing w:after="100" w:before="100" w:line="240"/>
+              <w:ind w:left="300" w:right="100" w:firstLine="0" w:firstLineChars="0"/>
+              <w:rPr>
+                <w:rFonts w:ascii="Times New Roman" w:hAnsi="Times New Roman" w:eastAsia="Times New Roman" w:cs="Times New Roman"/>
+                <w:i w:val="false"/>
+                <w:b w:val="false"/>
+                <w:u w:val="none"/>
+                <w:strike w:val="false"/>
+                <w:sz w:val="18"/>
+                <w:szCs w:val="18"/>
+                <w:color w:val="000000"/>
+              </w:rPr>
+            </w:pPr>
+            <w:r>
+              <w:rPr>
+                <w:rFonts w:ascii="Times New Roman" w:hAnsi="Times New Roman" w:eastAsia="Times New Roman" w:cs="Times New Roman"/>
+                <w:i w:val="false"/>
+                <w:b w:val="false"/>
+                <w:u w:val="none"/>
+                <w:strike w:val="false"/>
+                <w:sz w:val="18"/>
+                <w:szCs w:val="18"/>
+                <w:color w:val="000000"/>
+              </w:rPr>
+              <w:t xml:space="preserve">0</w:t>
+            </w:r>
+          </w:p>
+        </w:tc>
+        <w:tc>
+          <w:tcPr>
+            <w:tcBorders>
+              <w:bottom w:val="none" w:sz="0" w:space="0" w:color="000000"/>
+              <w:top w:val="none" w:sz="0" w:space="0" w:color="000000"/>
+              <w:left w:val="none" w:sz="0" w:space="0" w:color="000000"/>
+              <w:right w:val="none" w:sz="0" w:space="0" w:color="000000"/>
+            </w:tcBorders>
+            <w:shd w:val="clear" w:color="auto" w:fill="FFFFFF"/>
+            <w:tcMar>
+              <w:top w:w="0" w:type="dxa"/>
+              <w:bottom w:w="0" w:type="dxa"/>
+              <w:left w:w="0" w:type="dxa"/>
+              <w:right w:w="0" w:type="dxa"/>
+            </w:tcMar>
+            <w:vAlign w:val="top"/>
+          </w:tcPr>
+          <w:p>
+            <w:pPr>
+              <w:pStyle w:val="Normal"/>
+              <w:jc w:val="center"/>
+              <w:pBdr>
+                <w:bottom w:val="none" w:sz="0" w:space="0" w:color="000000"/>
+                <w:top w:val="none" w:sz="0" w:space="0" w:color="000000"/>
+                <w:left w:val="none" w:sz="0" w:space="0" w:color="000000"/>
+                <w:right w:val="none" w:sz="0" w:space="0" w:color="000000"/>
+              </w:pBdr>
+              <w:spacing w:after="100" w:before="100" w:line="240"/>
+              <w:ind w:left="100" w:right="100" w:firstLine="0" w:firstLineChars="0"/>
+              <w:rPr>
+                <w:rFonts w:ascii="Times New Roman" w:hAnsi="Times New Roman" w:eastAsia="Times New Roman" w:cs="Times New Roman"/>
+                <w:i w:val="false"/>
+                <w:b w:val="false"/>
+                <w:u w:val="none"/>
+                <w:strike w:val="false"/>
+                <w:sz w:val="18"/>
+                <w:szCs w:val="18"/>
+                <w:color w:val="000000"/>
+              </w:rPr>
+            </w:pPr>
+            <w:r>
+              <w:rPr>
+                <w:rFonts w:ascii="Times New Roman" w:hAnsi="Times New Roman" w:eastAsia="Times New Roman" w:cs="Times New Roman"/>
+                <w:i w:val="false"/>
+                <w:b w:val="false"/>
+                <w:u w:val="none"/>
+                <w:strike w:val="false"/>
+                <w:sz w:val="18"/>
+                <w:szCs w:val="18"/>
+                <w:color w:val="000000"/>
+              </w:rPr>
+              <w:t xml:space="preserve">129 (89.0%)</w:t>
+            </w:r>
+          </w:p>
+        </w:tc>
+      </w:tr>
+      <w:tr>
+        <w:trPr>
+          <w:trHeight w:val="560" w:hRule="auto"/>
+        </w:trPr>
+        <w:tc>
+          <w:tcPr>
+            <w:tcBorders>
+              <w:bottom w:val="none" w:sz="0" w:space="0" w:color="000000"/>
+              <w:top w:val="none" w:sz="0" w:space="0" w:color="000000"/>
+              <w:left w:val="none" w:sz="0" w:space="0" w:color="000000"/>
+              <w:right w:val="none" w:sz="0" w:space="0" w:color="000000"/>
+            </w:tcBorders>
+            <w:shd w:val="clear" w:color="auto" w:fill="FFFFFF"/>
+            <w:tcMar>
+              <w:top w:w="0" w:type="dxa"/>
+              <w:bottom w:w="0" w:type="dxa"/>
+              <w:left w:w="0" w:type="dxa"/>
+              <w:right w:w="0" w:type="dxa"/>
+            </w:tcMar>
+            <w:vAlign w:val="top"/>
+          </w:tcPr>
+          <w:p>
+            <w:pPr>
+              <w:pStyle w:val="Normal"/>
+              <w:jc w:val="left"/>
+              <w:pBdr>
+                <w:bottom w:val="none" w:sz="0" w:space="0" w:color="000000"/>
+                <w:top w:val="none" w:sz="0" w:space="0" w:color="000000"/>
+                <w:left w:val="none" w:sz="0" w:space="0" w:color="000000"/>
+                <w:right w:val="none" w:sz="0" w:space="0" w:color="000000"/>
+              </w:pBdr>
+              <w:spacing w:after="100" w:before="100" w:line="240"/>
+              <w:ind w:left="300" w:right="100" w:firstLine="0" w:firstLineChars="0"/>
+              <w:rPr>
+                <w:rFonts w:ascii="Times New Roman" w:hAnsi="Times New Roman" w:eastAsia="Times New Roman" w:cs="Times New Roman"/>
+                <w:i w:val="false"/>
+                <w:b w:val="false"/>
+                <w:u w:val="none"/>
+                <w:strike w:val="false"/>
+                <w:sz w:val="18"/>
+                <w:szCs w:val="18"/>
+                <w:color w:val="000000"/>
+              </w:rPr>
+            </w:pPr>
+            <w:r>
+              <w:rPr>
+                <w:rFonts w:ascii="Times New Roman" w:hAnsi="Times New Roman" w:eastAsia="Times New Roman" w:cs="Times New Roman"/>
+                <w:i w:val="false"/>
+                <w:b w:val="false"/>
+                <w:u w:val="none"/>
+                <w:strike w:val="false"/>
+                <w:sz w:val="18"/>
+                <w:szCs w:val="18"/>
+                <w:color w:val="000000"/>
+              </w:rPr>
+              <w:t xml:space="preserve">1</w:t>
+            </w:r>
+          </w:p>
+        </w:tc>
+        <w:tc>
+          <w:tcPr>
+            <w:tcBorders>
+              <w:bottom w:val="none" w:sz="0" w:space="0" w:color="000000"/>
+              <w:top w:val="none" w:sz="0" w:space="0" w:color="000000"/>
+              <w:left w:val="none" w:sz="0" w:space="0" w:color="000000"/>
+              <w:right w:val="none" w:sz="0" w:space="0" w:color="000000"/>
+            </w:tcBorders>
+            <w:shd w:val="clear" w:color="auto" w:fill="FFFFFF"/>
+            <w:tcMar>
+              <w:top w:w="0" w:type="dxa"/>
+              <w:bottom w:w="0" w:type="dxa"/>
+              <w:left w:w="0" w:type="dxa"/>
+              <w:right w:w="0" w:type="dxa"/>
+            </w:tcMar>
+            <w:vAlign w:val="top"/>
+          </w:tcPr>
+          <w:p>
+            <w:pPr>
+              <w:pStyle w:val="Normal"/>
+              <w:jc w:val="center"/>
+              <w:pBdr>
+                <w:bottom w:val="none" w:sz="0" w:space="0" w:color="000000"/>
+                <w:top w:val="none" w:sz="0" w:space="0" w:color="000000"/>
+                <w:left w:val="none" w:sz="0" w:space="0" w:color="000000"/>
+                <w:right w:val="none" w:sz="0" w:space="0" w:color="000000"/>
+              </w:pBdr>
+              <w:spacing w:after="100" w:before="100" w:line="240"/>
+              <w:ind w:left="100" w:right="100" w:firstLine="0" w:firstLineChars="0"/>
+              <w:rPr>
+                <w:rFonts w:ascii="Times New Roman" w:hAnsi="Times New Roman" w:eastAsia="Times New Roman" w:cs="Times New Roman"/>
+                <w:i w:val="false"/>
+                <w:b w:val="false"/>
+                <w:u w:val="none"/>
+                <w:strike w:val="false"/>
+                <w:sz w:val="18"/>
+                <w:szCs w:val="18"/>
+                <w:color w:val="000000"/>
+              </w:rPr>
+            </w:pPr>
+            <w:r>
+              <w:rPr>
+                <w:rFonts w:ascii="Times New Roman" w:hAnsi="Times New Roman" w:eastAsia="Times New Roman" w:cs="Times New Roman"/>
+                <w:i w:val="false"/>
+                <w:b w:val="false"/>
+                <w:u w:val="none"/>
+                <w:strike w:val="false"/>
+                <w:sz w:val="18"/>
+                <w:szCs w:val="18"/>
+                <w:color w:val="000000"/>
+              </w:rPr>
+              <w:t xml:space="preserve">14 (9.7%)</w:t>
+            </w:r>
+          </w:p>
+        </w:tc>
+      </w:tr>
+      <w:tr>
+        <w:trPr>
+          <w:trHeight w:val="560" w:hRule="auto"/>
+        </w:trPr>
+        <w:tc>
+          <w:tcPr>
+            <w:tcBorders>
+              <w:bottom w:val="none" w:sz="0" w:space="0" w:color="000000"/>
+              <w:top w:val="none" w:sz="0" w:space="0" w:color="000000"/>
+              <w:left w:val="none" w:sz="0" w:space="0" w:color="000000"/>
+              <w:right w:val="none" w:sz="0" w:space="0" w:color="000000"/>
+            </w:tcBorders>
+            <w:shd w:val="clear" w:color="auto" w:fill="FFFFFF"/>
+            <w:tcMar>
+              <w:top w:w="0" w:type="dxa"/>
+              <w:bottom w:w="0" w:type="dxa"/>
+              <w:left w:w="0" w:type="dxa"/>
+              <w:right w:w="0" w:type="dxa"/>
+            </w:tcMar>
+            <w:vAlign w:val="top"/>
+          </w:tcPr>
+          <w:p>
+            <w:pPr>
+              <w:pStyle w:val="Normal"/>
+              <w:jc w:val="left"/>
+              <w:pBdr>
+                <w:bottom w:val="none" w:sz="0" w:space="0" w:color="000000"/>
+                <w:top w:val="none" w:sz="0" w:space="0" w:color="000000"/>
+                <w:left w:val="none" w:sz="0" w:space="0" w:color="000000"/>
+                <w:right w:val="none" w:sz="0" w:space="0" w:color="000000"/>
+              </w:pBdr>
+              <w:spacing w:after="100" w:before="100" w:line="240"/>
+              <w:ind w:left="300" w:right="100" w:firstLine="0" w:firstLineChars="0"/>
+              <w:rPr>
+                <w:rFonts w:ascii="Times New Roman" w:hAnsi="Times New Roman" w:eastAsia="Times New Roman" w:cs="Times New Roman"/>
+                <w:i w:val="false"/>
+                <w:b w:val="false"/>
+                <w:u w:val="none"/>
+                <w:strike w:val="false"/>
+                <w:sz w:val="18"/>
+                <w:szCs w:val="18"/>
+                <w:color w:val="000000"/>
+              </w:rPr>
+            </w:pPr>
+            <w:r>
+              <w:rPr>
+                <w:rFonts w:ascii="Times New Roman" w:hAnsi="Times New Roman" w:eastAsia="Times New Roman" w:cs="Times New Roman"/>
+                <w:i w:val="false"/>
+                <w:b w:val="false"/>
+                <w:u w:val="none"/>
+                <w:strike w:val="false"/>
+                <w:sz w:val="18"/>
+                <w:szCs w:val="18"/>
+                <w:color w:val="000000"/>
+              </w:rPr>
+              <w:t xml:space="preserve">2</w:t>
+            </w:r>
+          </w:p>
+        </w:tc>
+        <w:tc>
+          <w:tcPr>
+            <w:tcBorders>
+              <w:bottom w:val="none" w:sz="0" w:space="0" w:color="000000"/>
+              <w:top w:val="none" w:sz="0" w:space="0" w:color="000000"/>
+              <w:left w:val="none" w:sz="0" w:space="0" w:color="000000"/>
+              <w:right w:val="none" w:sz="0" w:space="0" w:color="000000"/>
+            </w:tcBorders>
+            <w:shd w:val="clear" w:color="auto" w:fill="FFFFFF"/>
+            <w:tcMar>
+              <w:top w:w="0" w:type="dxa"/>
+              <w:bottom w:w="0" w:type="dxa"/>
+              <w:left w:w="0" w:type="dxa"/>
+              <w:right w:w="0" w:type="dxa"/>
+            </w:tcMar>
+            <w:vAlign w:val="top"/>
+          </w:tcPr>
+          <w:p>
+            <w:pPr>
+              <w:pStyle w:val="Normal"/>
+              <w:jc w:val="center"/>
+              <w:pBdr>
+                <w:bottom w:val="none" w:sz="0" w:space="0" w:color="000000"/>
+                <w:top w:val="none" w:sz="0" w:space="0" w:color="000000"/>
+                <w:left w:val="none" w:sz="0" w:space="0" w:color="000000"/>
+                <w:right w:val="none" w:sz="0" w:space="0" w:color="000000"/>
+              </w:pBdr>
+              <w:spacing w:after="100" w:before="100" w:line="240"/>
+              <w:ind w:left="100" w:right="100" w:firstLine="0" w:firstLineChars="0"/>
+              <w:rPr>
+                <w:rFonts w:ascii="Times New Roman" w:hAnsi="Times New Roman" w:eastAsia="Times New Roman" w:cs="Times New Roman"/>
+                <w:i w:val="false"/>
+                <w:b w:val="false"/>
+                <w:u w:val="none"/>
+                <w:strike w:val="false"/>
+                <w:sz w:val="18"/>
+                <w:szCs w:val="18"/>
+                <w:color w:val="000000"/>
+              </w:rPr>
+            </w:pPr>
+            <w:r>
+              <w:rPr>
+                <w:rFonts w:ascii="Times New Roman" w:hAnsi="Times New Roman" w:eastAsia="Times New Roman" w:cs="Times New Roman"/>
+                <w:i w:val="false"/>
+                <w:b w:val="false"/>
+                <w:u w:val="none"/>
+                <w:strike w:val="false"/>
+                <w:sz w:val="18"/>
+                <w:szCs w:val="18"/>
+                <w:color w:val="000000"/>
+              </w:rPr>
+              <w:t xml:space="preserve">2 (1.4%)</w:t>
+            </w:r>
+          </w:p>
+        </w:tc>
+      </w:tr>
+      <w:tr>
+        <w:trPr>
           <w:trHeight w:val="570" w:hRule="auto"/>
         </w:trPr>
         <w:tc>
@@ -7638,7 +8213,7 @@
                 <w:szCs w:val="18"/>
                 <w:color w:val="000000"/>
               </w:rPr>
-              <w:t xml:space="preserve">19</w:t>
+              <w:t xml:space="preserve">25</w:t>
             </w:r>
           </w:p>
         </w:tc>
